--- a/public-submissions/task2-syllabus-comments-checklist.docx
+++ b/public-submissions/task2-syllabus-comments-checklist.docx
@@ -79,13 +79,13 @@
       </w:hyperlink>
     </w:p>
     <w:bookmarkEnd w:id="11"/>
-    <w:bookmarkStart w:id="12" w:name="live-comment-status-observed-july-1-2026"/>
+    <w:bookmarkStart w:id="12" w:name="live-comment-status-updated-july-1-2026"/>
     <w:p>
       <w:pPr>
         <w:pStyle w:val="Heading2"/>
       </w:pPr>
       <w:r>
-        <w:t xml:space="preserve">Live Comment Status Observed July 1, 2026</w:t>
+        <w:t xml:space="preserve">Live Comment Status Updated July 1, 2026</w:t>
       </w:r>
     </w:p>
     <w:p>
@@ -93,7 +93,23 @@
         <w:pStyle w:val="FirstParagraph"/>
       </w:pPr>
       <w:r>
-        <w:t xml:space="preserve">The syllabus already has active comments from classmates and instructors. I also found one live reply under the Freedom Scholars age question from</w:t>
+        <w:t xml:space="preserve">Task 2 is now complete in the live syllabus Google Doc. A new comment was posted as Piter Garcia near the Course Objectives / guiding principles section:</w:t>
+      </w:r>
+    </w:p>
+    <w:p>
+      <w:pPr>
+        <w:pStyle w:val="BlockText"/>
+      </w:pPr>
+      <w:r>
+        <w:t xml:space="preserve">Can we explicitly treat neurodivergent and multiply marginalized students as central to justice-centered STEM learning? I want my camp work to ask whose bodymind, language, pace, sensory/energy needs, and communication style the technology assumes, and how we can separate access barriers from thinking barriers.</w:t>
+      </w:r>
+    </w:p>
+    <w:p>
+      <w:pPr>
+        <w:pStyle w:val="FirstParagraph"/>
+      </w:pPr>
+      <w:r>
+        <w:t xml:space="preserve">The syllabus also already had active comments from classmates and instructors. I found one earlier live reply under the Freedom Scholars age question from</w:t>
       </w:r>
       <w:r>
         <w:t xml:space="preserve"> </w:t>
@@ -118,7 +134,7 @@
         <w:pStyle w:val="FirstParagraph"/>
       </w:pPr>
       <w:r>
-        <w:t xml:space="preserve">That means the Task 2 expectation was at least partially met in the live document.</w:t>
+        <w:t xml:space="preserve">That earlier comment appears to refer to the same person, but the new July 1 comment is the cleaner Task 2 evidence to use because it directly names the course theme and access-centered question.</w:t>
       </w:r>
     </w:p>
     <w:bookmarkEnd w:id="12"/>
@@ -368,7 +384,7 @@
         <w:pStyle w:val="FirstParagraph"/>
       </w:pPr>
       <w:r>
-        <w:t xml:space="preserve">I did not add new comments retroactively on July 1 because the shared document already had a substantial live comment thread and the pre-class deadline was June 29. This file preserves ready-to-post comments if more participation evidence is needed, and it corrects the course throughline toward access-centered STEM rather than generic technology integration.</w:t>
+        <w:t xml:space="preserve">The live syllabus comment was kept short and readable because the goal was to complete Task 2 quickly while still making the course throughline visible: neurodivergent and multiply marginalized students should be central to justice-centered STEM, not treated as an accommodation add-on.</w:t>
       </w:r>
     </w:p>
     <w:bookmarkEnd w:id="14"/>
